--- a/essays/212-Горчак-Дмитрий-Эссе-Гаусс.docx
+++ b/essays/212-Горчак-Дмитрий-Эссе-Гаусс.docx
@@ -506,7 +506,7 @@
           <w:sz w:val="24"/>
           <w:shd w:fill="auto" w:val="clear"/>
         </w:rPr>
-        <w:t xml:space="preserve">Смысл rho:</w:t>
+        <w:t xml:space="preserve">Форму облака задают две вещи по отдельности, и разобрать их проще, меняя по одной. Сначала связи нет (rho = 0), и работают только разбросы:</w:t>
       </w:r>
     </w:p>
     <w:p>
@@ -532,7 +532,7 @@
           <w:sz w:val="24"/>
           <w:shd w:fill="auto" w:val="clear"/>
         </w:rPr>
-        <w:t xml:space="preserve">rho = 0 — координаты не связаны: зная x, ничего нельзя сказать об y. Облако точек симметрично относительно осей; при равных sigma1 и sigma2 оно круглое, при разных — вытянутый вдоль оси эллипс;</w:t>
+        <w:t xml:space="preserve">sigma1 = sigma2 — облако круглое: отклониться на одно и то же расстояние по любой оси одинаково вероятно;</w:t>
       </w:r>
     </w:p>
     <w:p>
@@ -558,12 +558,12 @@
           <w:sz w:val="24"/>
           <w:shd w:fill="auto" w:val="clear"/>
         </w:rPr>
-        <w:t xml:space="preserve">rho &gt; 0 — отклонения согласованы: там, где x больше среднего, обычно и y больше среднего. Облако наклонено вправо вверх, и чем ближе rho к единице, тем оно уже;</w:t>
-      </w:r>
-    </w:p>
-    <w:p>
-      <w:pPr>
-        <w:spacing w:before="0" w:after="80" w:line="276"/>
+        <w:t xml:space="preserve">sigma1 больше sigma2 — облако вытянуто вдоль оси абсцисс: по x точки разбегаются дальше, по y держатся у центра;</w:t>
+      </w:r>
+    </w:p>
+    <w:p>
+      <w:pPr>
+        <w:spacing w:before="0" w:after="160" w:line="276"/>
         <w:ind w:right="0" w:left="567" w:hanging="425"/>
         <w:jc w:val="left"/>
         <w:rPr>
@@ -584,59 +584,33 @@
           <w:sz w:val="24"/>
           <w:shd w:fill="auto" w:val="clear"/>
         </w:rPr>
-        <w:t xml:space="preserve">rho &lt; 0 — отклонения противоположны: большому x отвечает малый y, облако наклонено влево вверх;</w:t>
-      </w:r>
-    </w:p>
-    <w:p>
-      <w:pPr>
-        <w:spacing w:before="0" w:after="160" w:line="276"/>
-        <w:ind w:right="0" w:left="567" w:hanging="425"/>
-        <w:jc w:val="left"/>
-        <w:rPr>
-          <w:rFonts w:ascii="Consolas" w:hAnsi="Consolas" w:cs="Consolas" w:eastAsia="Consolas"/>
-          <w:color w:val="auto"/>
-          <w:spacing w:val="0"/>
-          <w:position w:val="0"/>
-          <w:sz w:val="24"/>
-          <w:shd w:fill="auto" w:val="clear"/>
-        </w:rPr>
-      </w:pPr>
-      <w:r>
-        <w:rPr>
-          <w:rFonts w:ascii="Consolas" w:hAnsi="Consolas" w:cs="Consolas" w:eastAsia="Consolas"/>
-          <w:color w:val="auto"/>
-          <w:spacing w:val="0"/>
-          <w:position w:val="0"/>
-          <w:sz w:val="24"/>
-          <w:shd w:fill="auto" w:val="clear"/>
-        </w:rPr>
-        <w:t xml:space="preserve">|rho| = 1 — связь полная, точки ложатся на одну прямую, и облака как такового уже нет.</w:t>
-      </w:r>
-    </w:p>
-    <w:p>
-      <w:pPr>
-        <w:spacing w:before="0" w:after="160" w:line="276"/>
-        <w:ind w:right="0" w:left="0" w:firstLine="0"/>
-        <w:jc w:val="left"/>
-        <w:rPr>
-          <w:rFonts w:ascii="Consolas" w:hAnsi="Consolas" w:cs="Consolas" w:eastAsia="Consolas"/>
-          <w:color w:val="auto"/>
-          <w:spacing w:val="0"/>
-          <w:position w:val="0"/>
-          <w:sz w:val="24"/>
-          <w:shd w:fill="auto" w:val="clear"/>
-        </w:rPr>
-      </w:pPr>
-      <w:r>
-        <w:rPr>
-          <w:rFonts w:ascii="Consolas" w:hAnsi="Consolas" w:cs="Consolas" w:eastAsia="Consolas"/>
-          <w:color w:val="auto"/>
-          <w:spacing w:val="0"/>
-          <w:position w:val="0"/>
-          <w:sz w:val="24"/>
-          <w:shd w:fill="auto" w:val="clear"/>
-        </w:rPr>
-        <w:t xml:space="preserve">На рисунке два облака по 2500 точек с одинаковыми центрами и одинаковыми разбросами по осям. Слева rho = 0: оси облака совпадают с осями координат. Справа rho = 0.7: то же самое облако наклонено, хотя ни центр, ни sigma не менялись.</w:t>
+        <w:t xml:space="preserve">sigma2 больше sigma1 — облако вытянуто вдоль оси ординат, то есть то же самое, повёрнутое на прямой угол.</w:t>
+      </w:r>
+    </w:p>
+    <w:p>
+      <w:pPr>
+        <w:spacing w:before="0" w:after="160" w:line="276"/>
+        <w:ind w:right="0" w:left="0" w:firstLine="0"/>
+        <w:jc w:val="left"/>
+        <w:rPr>
+          <w:rFonts w:ascii="Consolas" w:hAnsi="Consolas" w:cs="Consolas" w:eastAsia="Consolas"/>
+          <w:color w:val="auto"/>
+          <w:spacing w:val="0"/>
+          <w:position w:val="0"/>
+          <w:sz w:val="24"/>
+          <w:shd w:fill="auto" w:val="clear"/>
+        </w:rPr>
+      </w:pPr>
+      <w:r>
+        <w:rPr>
+          <w:rFonts w:ascii="Consolas" w:hAnsi="Consolas" w:cs="Consolas" w:eastAsia="Consolas"/>
+          <w:color w:val="auto"/>
+          <w:spacing w:val="0"/>
+          <w:position w:val="0"/>
+          <w:sz w:val="24"/>
+          <w:shd w:fill="auto" w:val="clear"/>
+        </w:rPr>
+        <w:t xml:space="preserve">Во всех трёх случаях оси облака параллельны осям координат — наклонить его разбросами нельзя, как их ни подбирай. На рисунке три облака по 2500 точек с общим центром: слева sigma1 = sigma2 = 1, посередине sigma1 = 2 и sigma2 = 0.6, справа наоборот.</w:t>
       </w:r>
     </w:p>
     <w:p>
@@ -664,7 +638,7 @@
         </w:rPr>
         <w:drawing>
           <wp:inline distT="0" distB="0" distL="0" distR="0">
-            <wp:extent cx="5303520" cy="3712464"/>
+            <wp:extent cx="5486400" cy="2011680"/>
             <wp:docPr id="2" name="Picture 2"/>
             <a:graphic>
               <a:graphicData uri="http://schemas.openxmlformats.org/drawingml/2006/picture">
@@ -682,7 +656,7 @@
                   <pic:spPr>
                     <a:xfrm>
                       <a:off x="0" y="0"/>
-                      <a:ext cx="5303520" cy="3712464"/>
+                      <a:ext cx="5486400" cy="2011680"/>
                     </a:xfrm>
                     <a:prstGeom prst="rect">
                       <a:avLst/>
@@ -718,33 +692,297 @@
           <w:sz w:val="20"/>
           <w:shd w:fill="auto" w:val="clear"/>
         </w:rPr>
-        <w:t xml:space="preserve">Рисунок 2. Двумерное распределение при rho = 0 и rho = 0.7</w:t>
-      </w:r>
-    </w:p>
-    <w:p>
-      <w:pPr>
-        <w:spacing w:before="0" w:after="160" w:line="276"/>
-        <w:ind w:right="0" w:left="0" w:firstLine="0"/>
-        <w:jc w:val="left"/>
-        <w:rPr>
-          <w:rFonts w:ascii="Consolas" w:hAnsi="Consolas" w:cs="Consolas" w:eastAsia="Consolas"/>
-          <w:color w:val="auto"/>
-          <w:spacing w:val="0"/>
-          <w:position w:val="0"/>
-          <w:sz w:val="24"/>
-          <w:shd w:fill="auto" w:val="clear"/>
-        </w:rPr>
-      </w:pPr>
-      <w:r>
-        <w:rPr>
-          <w:rFonts w:ascii="Consolas" w:hAnsi="Consolas" w:cs="Consolas" w:eastAsia="Consolas"/>
-          <w:color w:val="auto"/>
-          <w:spacing w:val="0"/>
-          <w:position w:val="0"/>
-          <w:sz w:val="24"/>
-          <w:shd w:fill="auto" w:val="clear"/>
-        </w:rPr>
-        <w:t xml:space="preserve">Линии равной плотности двумерного распределения — эллипсы с центром в точке (mu1, mu2). При rho = 0 оси эллипсов параллельны осям координат, при rho, отличном от нуля, эллипсы повёрнуты. Правило двух сигм переносится сюда так: внутри эллипса, построенного на двух сигмах, оказывается подавляющее большинство точек, и именно поэтому при рассеивании точек вокруг конуса разброс берут равным половине радиуса основания — тогда почти все точки остаются внутри круга основания, а за его пределы выходят лишь единицы.</w:t>
+        <w:t xml:space="preserve">Рисунок 2. Связи нет (rho = 0): круглое облако, облако вдоль оси абсцисс и облако вдоль оси ординат</w:t>
+      </w:r>
+    </w:p>
+    <w:p>
+      <w:pPr>
+        <w:spacing w:before="0" w:after="160" w:line="276"/>
+        <w:ind w:right="0" w:left="0" w:firstLine="0"/>
+        <w:jc w:val="left"/>
+        <w:rPr>
+          <w:rFonts w:ascii="Consolas" w:hAnsi="Consolas" w:cs="Consolas" w:eastAsia="Consolas"/>
+          <w:color w:val="auto"/>
+          <w:spacing w:val="0"/>
+          <w:position w:val="0"/>
+          <w:sz w:val="24"/>
+          <w:shd w:fill="auto" w:val="clear"/>
+        </w:rPr>
+      </w:pPr>
+      <w:r>
+        <w:rPr>
+          <w:rFonts w:ascii="Consolas" w:hAnsi="Consolas" w:cs="Consolas" w:eastAsia="Consolas"/>
+          <w:color w:val="auto"/>
+          <w:spacing w:val="0"/>
+          <w:position w:val="0"/>
+          <w:sz w:val="24"/>
+          <w:shd w:fill="auto" w:val="clear"/>
+        </w:rPr>
+        <w:t xml:space="preserve">Наклон появляется только от rho. Теперь разбросы по осям равны, а меняется одно лишь rho:</w:t>
+      </w:r>
+    </w:p>
+    <w:p>
+      <w:pPr>
+        <w:spacing w:before="0" w:after="80" w:line="276"/>
+        <w:ind w:right="0" w:left="567" w:hanging="425"/>
+        <w:jc w:val="left"/>
+        <w:rPr>
+          <w:rFonts w:ascii="Consolas" w:hAnsi="Consolas" w:cs="Consolas" w:eastAsia="Consolas"/>
+          <w:color w:val="auto"/>
+          <w:spacing w:val="0"/>
+          <w:position w:val="0"/>
+          <w:sz w:val="24"/>
+          <w:shd w:fill="auto" w:val="clear"/>
+        </w:rPr>
+      </w:pPr>
+      <w:r>
+        <w:rPr>
+          <w:rFonts w:ascii="Consolas" w:hAnsi="Consolas" w:cs="Consolas" w:eastAsia="Consolas"/>
+          <w:color w:val="auto"/>
+          <w:spacing w:val="0"/>
+          <w:position w:val="0"/>
+          <w:sz w:val="24"/>
+          <w:shd w:fill="auto" w:val="clear"/>
+        </w:rPr>
+        <w:t xml:space="preserve">rho = 0 — координаты не связаны: зная x, ничего нельзя сказать об y; это все три облака рисунка 2;</w:t>
+      </w:r>
+    </w:p>
+    <w:p>
+      <w:pPr>
+        <w:spacing w:before="0" w:after="80" w:line="276"/>
+        <w:ind w:right="0" w:left="567" w:hanging="425"/>
+        <w:jc w:val="left"/>
+        <w:rPr>
+          <w:rFonts w:ascii="Consolas" w:hAnsi="Consolas" w:cs="Consolas" w:eastAsia="Consolas"/>
+          <w:color w:val="auto"/>
+          <w:spacing w:val="0"/>
+          <w:position w:val="0"/>
+          <w:sz w:val="24"/>
+          <w:shd w:fill="auto" w:val="clear"/>
+        </w:rPr>
+      </w:pPr>
+      <w:r>
+        <w:rPr>
+          <w:rFonts w:ascii="Consolas" w:hAnsi="Consolas" w:cs="Consolas" w:eastAsia="Consolas"/>
+          <w:color w:val="auto"/>
+          <w:spacing w:val="0"/>
+          <w:position w:val="0"/>
+          <w:sz w:val="24"/>
+          <w:shd w:fill="auto" w:val="clear"/>
+        </w:rPr>
+        <w:t xml:space="preserve">rho &gt; 0 — отклонения согласованы: там, где x больше среднего, обычно и y больше среднего. Облако вытянуто из левого нижнего угла в правый верхний;</w:t>
+      </w:r>
+    </w:p>
+    <w:p>
+      <w:pPr>
+        <w:spacing w:before="0" w:after="80" w:line="276"/>
+        <w:ind w:right="0" w:left="567" w:hanging="425"/>
+        <w:jc w:val="left"/>
+        <w:rPr>
+          <w:rFonts w:ascii="Consolas" w:hAnsi="Consolas" w:cs="Consolas" w:eastAsia="Consolas"/>
+          <w:color w:val="auto"/>
+          <w:spacing w:val="0"/>
+          <w:position w:val="0"/>
+          <w:sz w:val="24"/>
+          <w:shd w:fill="auto" w:val="clear"/>
+        </w:rPr>
+      </w:pPr>
+      <w:r>
+        <w:rPr>
+          <w:rFonts w:ascii="Consolas" w:hAnsi="Consolas" w:cs="Consolas" w:eastAsia="Consolas"/>
+          <w:color w:val="auto"/>
+          <w:spacing w:val="0"/>
+          <w:position w:val="0"/>
+          <w:sz w:val="24"/>
+          <w:shd w:fill="auto" w:val="clear"/>
+        </w:rPr>
+        <w:t xml:space="preserve">rho &lt; 0 — отклонения противоположны: большому x отвечает малый y, и облако вытянуто из левого верхнего угла в правый нижний;</w:t>
+      </w:r>
+    </w:p>
+    <w:p>
+      <w:pPr>
+        <w:spacing w:before="0" w:after="80" w:line="276"/>
+        <w:ind w:right="0" w:left="567" w:hanging="425"/>
+        <w:jc w:val="left"/>
+        <w:rPr>
+          <w:rFonts w:ascii="Consolas" w:hAnsi="Consolas" w:cs="Consolas" w:eastAsia="Consolas"/>
+          <w:color w:val="auto"/>
+          <w:spacing w:val="0"/>
+          <w:position w:val="0"/>
+          <w:sz w:val="24"/>
+          <w:shd w:fill="auto" w:val="clear"/>
+        </w:rPr>
+      </w:pPr>
+      <w:r>
+        <w:rPr>
+          <w:rFonts w:ascii="Consolas" w:hAnsi="Consolas" w:cs="Consolas" w:eastAsia="Consolas"/>
+          <w:color w:val="auto"/>
+          <w:spacing w:val="0"/>
+          <w:position w:val="0"/>
+          <w:sz w:val="24"/>
+          <w:shd w:fill="auto" w:val="clear"/>
+        </w:rPr>
+        <w:t xml:space="preserve">чем ближе |rho| к единице, тем уже облако: при 0.95 оно почти сжимается в полосу;</w:t>
+      </w:r>
+    </w:p>
+    <w:p>
+      <w:pPr>
+        <w:spacing w:before="0" w:after="160" w:line="276"/>
+        <w:ind w:right="0" w:left="567" w:hanging="425"/>
+        <w:jc w:val="left"/>
+        <w:rPr>
+          <w:rFonts w:ascii="Consolas" w:hAnsi="Consolas" w:cs="Consolas" w:eastAsia="Consolas"/>
+          <w:color w:val="auto"/>
+          <w:spacing w:val="0"/>
+          <w:position w:val="0"/>
+          <w:sz w:val="24"/>
+          <w:shd w:fill="auto" w:val="clear"/>
+        </w:rPr>
+      </w:pPr>
+      <w:r>
+        <w:rPr>
+          <w:rFonts w:ascii="Consolas" w:hAnsi="Consolas" w:cs="Consolas" w:eastAsia="Consolas"/>
+          <w:color w:val="auto"/>
+          <w:spacing w:val="0"/>
+          <w:position w:val="0"/>
+          <w:sz w:val="24"/>
+          <w:shd w:fill="auto" w:val="clear"/>
+        </w:rPr>
+        <w:t xml:space="preserve">|rho| = 1 — связь полная, точки ложатся на одну прямую, и облака как такового уже нет.</w:t>
+      </w:r>
+    </w:p>
+    <w:p>
+      <w:pPr>
+        <w:spacing w:before="0" w:after="120" w:line="276"/>
+        <w:ind w:right="0" w:left="0" w:firstLine="0"/>
+        <w:jc w:val="left"/>
+        <w:rPr>
+          <w:rFonts w:ascii="Consolas" w:hAnsi="Consolas" w:cs="Consolas" w:eastAsia="Consolas"/>
+          <w:color w:val="auto"/>
+          <w:spacing w:val="0"/>
+          <w:position w:val="0"/>
+          <w:sz w:val="24"/>
+          <w:shd w:fill="auto" w:val="clear"/>
+        </w:rPr>
+      </w:pPr>
+      <w:r>
+        <w:rPr>
+          <w:rFonts w:ascii="Consolas" w:hAnsi="Consolas" w:cs="Consolas" w:eastAsia="Consolas"/>
+          <w:color w:val="auto"/>
+          <w:spacing w:val="0"/>
+          <w:position w:val="0"/>
+          <w:sz w:val="24"/>
+          <w:shd w:fill="auto" w:val="clear"/>
+        </w:rPr>
+        <w:drawing>
+          <wp:inline distT="0" distB="0" distL="0" distR="0">
+            <wp:extent cx="5486400" cy="2011680"/>
+            <wp:docPr id="3" name="Picture 3"/>
+            <a:graphic>
+              <a:graphicData uri="http://schemas.openxmlformats.org/drawingml/2006/picture">
+                <pic:pic>
+                  <pic:nvPicPr>
+                    <pic:cNvPr id="3" name="image3.png"/>
+                    <pic:cNvPicPr/>
+                  </pic:nvPicPr>
+                  <pic:blipFill>
+                    <a:blip r:embed="docImg3"/>
+                    <a:stretch>
+                      <a:fillRect/>
+                    </a:stretch>
+                  </pic:blipFill>
+                  <pic:spPr>
+                    <a:xfrm>
+                      <a:off x="0" y="0"/>
+                      <a:ext cx="5486400" cy="2011680"/>
+                    </a:xfrm>
+                    <a:prstGeom prst="rect">
+                      <a:avLst/>
+                    </a:prstGeom>
+                  </pic:spPr>
+                </pic:pic>
+              </a:graphicData>
+            </a:graphic>
+          </wp:inline>
+        </w:drawing>
+      </w:r>
+    </w:p>
+    <w:p>
+      <w:pPr>
+        <w:spacing w:before="0" w:after="160" w:line="276"/>
+        <w:ind w:right="0" w:left="0" w:firstLine="0"/>
+        <w:jc w:val="left"/>
+        <w:rPr>
+          <w:rFonts w:ascii="Consolas" w:hAnsi="Consolas" w:cs="Consolas" w:eastAsia="Consolas"/>
+          <w:color w:val="auto"/>
+          <w:spacing w:val="0"/>
+          <w:position w:val="0"/>
+          <w:sz w:val="20"/>
+          <w:shd w:fill="auto" w:val="clear"/>
+        </w:rPr>
+      </w:pPr>
+      <w:r>
+        <w:rPr>
+          <w:rFonts w:ascii="Consolas" w:hAnsi="Consolas" w:cs="Consolas" w:eastAsia="Consolas"/>
+          <w:color w:val="auto"/>
+          <w:spacing w:val="0"/>
+          <w:position w:val="0"/>
+          <w:sz w:val="20"/>
+          <w:shd w:fill="auto" w:val="clear"/>
+        </w:rPr>
+        <w:t xml:space="preserve">Рисунок 3. Разбросы по осям равны, меняется только rho: 0.7, -0.7 и 0.95</w:t>
+      </w:r>
+    </w:p>
+    <w:p>
+      <w:pPr>
+        <w:spacing w:before="0" w:after="160" w:line="276"/>
+        <w:ind w:right="0" w:left="0" w:firstLine="0"/>
+        <w:jc w:val="left"/>
+        <w:rPr>
+          <w:rFonts w:ascii="Consolas" w:hAnsi="Consolas" w:cs="Consolas" w:eastAsia="Consolas"/>
+          <w:color w:val="auto"/>
+          <w:spacing w:val="0"/>
+          <w:position w:val="0"/>
+          <w:sz w:val="24"/>
+          <w:shd w:fill="auto" w:val="clear"/>
+        </w:rPr>
+      </w:pPr>
+      <w:r>
+        <w:rPr>
+          <w:rFonts w:ascii="Consolas" w:hAnsi="Consolas" w:cs="Consolas" w:eastAsia="Consolas"/>
+          <w:color w:val="auto"/>
+          <w:spacing w:val="0"/>
+          <w:position w:val="0"/>
+          <w:sz w:val="24"/>
+          <w:shd w:fill="auto" w:val="clear"/>
+        </w:rPr>
+        <w:t xml:space="preserve">Сравнение рисунков 2 и 3 и есть главный вывод пункта Б: разбросы растягивают облако вдоль осей координат, связь координат его поворачивает. Круглое облако рисунка 2 и наклонные облака рисунка 3 построены одним и тем же датчиком с одинаковыми разбросами — менялось только значение rho.</w:t>
+      </w:r>
+    </w:p>
+    <w:p>
+      <w:pPr>
+        <w:spacing w:before="0" w:after="160" w:line="276"/>
+        <w:ind w:right="0" w:left="0" w:firstLine="0"/>
+        <w:jc w:val="left"/>
+        <w:rPr>
+          <w:rFonts w:ascii="Consolas" w:hAnsi="Consolas" w:cs="Consolas" w:eastAsia="Consolas"/>
+          <w:color w:val="auto"/>
+          <w:spacing w:val="0"/>
+          <w:position w:val="0"/>
+          <w:sz w:val="24"/>
+          <w:shd w:fill="auto" w:val="clear"/>
+        </w:rPr>
+      </w:pPr>
+      <w:r>
+        <w:rPr>
+          <w:rFonts w:ascii="Consolas" w:hAnsi="Consolas" w:cs="Consolas" w:eastAsia="Consolas"/>
+          <w:color w:val="auto"/>
+          <w:spacing w:val="0"/>
+          <w:position w:val="0"/>
+          <w:sz w:val="24"/>
+          <w:shd w:fill="auto" w:val="clear"/>
+        </w:rPr>
+        <w:t xml:space="preserve">Линии равной плотности двумерного распределения — эллипсы с центром в точке (mu1, mu2), и все рисунки выше — это те же эллипсы, показанные точками. При rho = 0 оси эллипсов параллельны осям координат, при rho, отличном от нуля, эллипсы повёрнуты. Правило двух сигм переносится сюда так: внутри эллипса, построенного на двух сигмах, оказывается подавляющее большинство точек, и именно поэтому при рассеивании точек вокруг конуса разброс берут равным половине радиуса основания — тогда почти все точки остаются внутри круга основания, а за его пределы выходят лишь единицы.</w:t>
       </w:r>
     </w:p>
     <w:p>

--- a/essays/212-Горчак-Дмитрий-Эссе-Гаусс.docx
+++ b/essays/212-Горчак-Дмитрий-Эссе-Гаусс.docx
@@ -982,7 +982,222 @@
           <w:sz w:val="24"/>
           <w:shd w:fill="auto" w:val="clear"/>
         </w:rPr>
-        <w:t xml:space="preserve">Линии равной плотности двумерного распределения — эллипсы с центром в точке (mu1, mu2), и все рисунки выше — это те же эллипсы, показанные точками. При rho = 0 оси эллипсов параллельны осям координат, при rho, отличном от нуля, эллипсы повёрнуты. Правило двух сигм переносится сюда так: внутри эллипса, построенного на двух сигмах, оказывается подавляющее большинство точек, и именно поэтому при рассеивании точек вокруг конуса разброс берут равным половине радиуса основания — тогда почти все точки остаются внутри круга основания, а за его пределы выходят лишь единицы.</w:t>
+        <w:t xml:space="preserve">Линии равной плотности двумерного распределения — эллипсы с центром в точке (mu1, mu2), и все рисунки выше — это те же эллипсы, показанные точками. При rho = 0 оси эллипсов параллельны осям координат, при rho, отличном от нуля, эллипсы повёрнуты.</w:t>
+      </w:r>
+    </w:p>
+    <w:p>
+      <w:pPr>
+        <w:keepNext w:val="true"/>
+        <w:spacing w:before="60" w:after="160" w:line="276"/>
+        <w:ind w:right="0" w:left="0" w:firstLine="0"/>
+        <w:jc w:val="left"/>
+        <w:rPr>
+          <w:rFonts w:ascii="Consolas" w:hAnsi="Consolas" w:cs="Consolas" w:eastAsia="Consolas"/>
+          <w:b/>
+          <w:color w:val="000000"/>
+          <w:spacing w:val="0"/>
+          <w:position w:val="0"/>
+          <w:sz w:val="28"/>
+          <w:shd w:fill="auto" w:val="clear"/>
+        </w:rPr>
+      </w:pPr>
+      <w:r>
+        <w:rPr>
+          <w:rFonts w:ascii="Consolas" w:hAnsi="Consolas" w:cs="Consolas" w:eastAsia="Consolas"/>
+          <w:b/>
+          <w:color w:val="000000"/>
+          <w:spacing w:val="0"/>
+          <w:position w:val="0"/>
+          <w:sz w:val="28"/>
+          <w:shd w:fill="auto" w:val="clear"/>
+        </w:rPr>
+        <w:t xml:space="preserve">Точки Гаусса в окружности</w:t>
+      </w:r>
+    </w:p>
+    <w:p>
+      <w:pPr>
+        <w:spacing w:before="0" w:after="160" w:line="276"/>
+        <w:ind w:right="0" w:left="0" w:firstLine="0"/>
+        <w:jc w:val="left"/>
+        <w:rPr>
+          <w:rFonts w:ascii="Consolas" w:hAnsi="Consolas" w:cs="Consolas" w:eastAsia="Consolas"/>
+          <w:color w:val="auto"/>
+          <w:spacing w:val="0"/>
+          <w:position w:val="0"/>
+          <w:sz w:val="24"/>
+          <w:shd w:fill="auto" w:val="clear"/>
+        </w:rPr>
+      </w:pPr>
+      <w:r>
+        <w:rPr>
+          <w:rFonts w:ascii="Consolas" w:hAnsi="Consolas" w:cs="Consolas" w:eastAsia="Consolas"/>
+          <w:color w:val="auto"/>
+          <w:spacing w:val="0"/>
+          <w:position w:val="0"/>
+          <w:sz w:val="24"/>
+          <w:shd w:fill="auto" w:val="clear"/>
+        </w:rPr>
+        <w:t xml:space="preserve">Теперь соединим это с окружностью на плоскости. Вокруг центра окружности радиуса r рассыпаются точки с rho = 0 и одинаковым разбросом по осям sigma = r / 2. Тогда край окружности лежит ровно на расстоянии двух сигм от центра.</w:t>
+      </w:r>
+    </w:p>
+    <w:p>
+      <w:pPr>
+        <w:spacing w:before="0" w:after="160" w:line="276"/>
+        <w:ind w:right="0" w:left="0" w:firstLine="0"/>
+        <w:jc w:val="left"/>
+        <w:rPr>
+          <w:rFonts w:ascii="Consolas" w:hAnsi="Consolas" w:cs="Consolas" w:eastAsia="Consolas"/>
+          <w:color w:val="auto"/>
+          <w:spacing w:val="0"/>
+          <w:position w:val="0"/>
+          <w:sz w:val="24"/>
+          <w:shd w:fill="auto" w:val="clear"/>
+        </w:rPr>
+      </w:pPr>
+      <w:r>
+        <w:rPr>
+          <w:rFonts w:ascii="Consolas" w:hAnsi="Consolas" w:cs="Consolas" w:eastAsia="Consolas"/>
+          <w:color w:val="auto"/>
+          <w:spacing w:val="0"/>
+          <w:position w:val="0"/>
+          <w:sz w:val="24"/>
+          <w:shd w:fill="auto" w:val="clear"/>
+        </w:rPr>
+        <w:t xml:space="preserve">Здесь легко перепутать две разные доли. Для каждой координаты по отдельности работает правило двух сигм: в полосу x0 +- 2 sigma попадает 95.4 процента точек. Но внутри самой окружности их меньше: точке нужно не выйти за 2 sigma сразу по обеим осям, а по расстоянию от центра. Для круглого облака доля точек внутри радиуса 2 sigma равна 1 - e^(-2), то есть 86.5 процента. Проверка на 300 точках вокруг 15 окружностей дала 86.3 процента внутри окружностей и 97 процентов в полосе по x.</w:t>
+      </w:r>
+    </w:p>
+    <w:p>
+      <w:pPr>
+        <w:spacing w:before="0" w:after="160" w:line="276"/>
+        <w:ind w:right="0" w:left="0" w:firstLine="0"/>
+        <w:jc w:val="left"/>
+        <w:rPr>
+          <w:rFonts w:ascii="Consolas" w:hAnsi="Consolas" w:cs="Consolas" w:eastAsia="Consolas"/>
+          <w:color w:val="auto"/>
+          <w:spacing w:val="0"/>
+          <w:position w:val="0"/>
+          <w:sz w:val="24"/>
+          <w:shd w:fill="auto" w:val="clear"/>
+        </w:rPr>
+      </w:pPr>
+      <w:r>
+        <w:rPr>
+          <w:rFonts w:ascii="Consolas" w:hAnsi="Consolas" w:cs="Consolas" w:eastAsia="Consolas"/>
+          <w:color w:val="auto"/>
+          <w:spacing w:val="0"/>
+          <w:position w:val="0"/>
+          <w:sz w:val="24"/>
+          <w:shd w:fill="auto" w:val="clear"/>
+        </w:rPr>
+        <w:t xml:space="preserve">Центр облака по выборке считается как среднее арифметическое: mu = (1/n) · (x1 + x2 + ... + xn), отдельно по x и по y. Чем больше точек, тем ближе mu к настоящему центру: на 20 точках среднее отходит от центра до 0.4 сигмы, на 2000 точках вокруг конуса радиуса 3 среднее вышло (9.01; 8.01) при центре (9; 8).</w:t>
+      </w:r>
+    </w:p>
+    <w:p>
+      <w:pPr>
+        <w:spacing w:before="0" w:after="160" w:line="276"/>
+        <w:ind w:right="0" w:left="0" w:firstLine="0"/>
+        <w:jc w:val="left"/>
+        <w:rPr>
+          <w:rFonts w:ascii="Consolas" w:hAnsi="Consolas" w:cs="Consolas" w:eastAsia="Consolas"/>
+          <w:color w:val="auto"/>
+          <w:spacing w:val="0"/>
+          <w:position w:val="0"/>
+          <w:sz w:val="24"/>
+          <w:shd w:fill="auto" w:val="clear"/>
+        </w:rPr>
+      </w:pPr>
+      <w:r>
+        <w:rPr>
+          <w:rFonts w:ascii="Consolas" w:hAnsi="Consolas" w:cs="Consolas" w:eastAsia="Consolas"/>
+          <w:color w:val="auto"/>
+          <w:spacing w:val="0"/>
+          <w:position w:val="0"/>
+          <w:sz w:val="24"/>
+          <w:shd w:fill="auto" w:val="clear"/>
+        </w:rPr>
+        <w:t xml:space="preserve">Если спроецировать точки на ось x и построить гистограмму, самый высокий столбец окажется в центре, а к краям высота спадает. Приведём высоту гистограммы к высоте конуса h: самый высокий столбец получает высоту h. Тогда на одном рисунке видно, что гистограмма и профиль конуса устроены одинаково — вершина над центром, наибольшее скопление точек в середине. Отличаются они только формой склонов: у конуса прямая, у гистограммы — кривая Гаусса, которая за краем окружности не обрывается, а быстро затухает.</w:t>
+      </w:r>
+    </w:p>
+    <w:p>
+      <w:pPr>
+        <w:spacing w:before="0" w:after="120" w:line="276"/>
+        <w:ind w:right="0" w:left="0" w:firstLine="0"/>
+        <w:jc w:val="left"/>
+        <w:rPr>
+          <w:rFonts w:ascii="Consolas" w:hAnsi="Consolas" w:cs="Consolas" w:eastAsia="Consolas"/>
+          <w:color w:val="auto"/>
+          <w:spacing w:val="0"/>
+          <w:position w:val="0"/>
+          <w:sz w:val="24"/>
+          <w:shd w:fill="auto" w:val="clear"/>
+        </w:rPr>
+      </w:pPr>
+      <w:r>
+        <w:rPr>
+          <w:rFonts w:ascii="Consolas" w:hAnsi="Consolas" w:cs="Consolas" w:eastAsia="Consolas"/>
+          <w:color w:val="auto"/>
+          <w:spacing w:val="0"/>
+          <w:position w:val="0"/>
+          <w:sz w:val="24"/>
+          <w:shd w:fill="auto" w:val="clear"/>
+        </w:rPr>
+        <w:drawing>
+          <wp:inline distT="0" distB="0" distL="0" distR="0">
+            <wp:extent cx="5486400" cy="2363372"/>
+            <wp:docPr id="4" name="Picture 4"/>
+            <a:graphic>
+              <a:graphicData uri="http://schemas.openxmlformats.org/drawingml/2006/picture">
+                <pic:pic>
+                  <pic:nvPicPr>
+                    <pic:cNvPr id="4" name="image4.png"/>
+                    <pic:cNvPicPr/>
+                  </pic:nvPicPr>
+                  <pic:blipFill>
+                    <a:blip r:embed="docImg4"/>
+                    <a:stretch>
+                      <a:fillRect/>
+                    </a:stretch>
+                  </pic:blipFill>
+                  <pic:spPr>
+                    <a:xfrm>
+                      <a:off x="0" y="0"/>
+                      <a:ext cx="5486400" cy="2363372"/>
+                    </a:xfrm>
+                    <a:prstGeom prst="rect">
+                      <a:avLst/>
+                    </a:prstGeom>
+                  </pic:spPr>
+                </pic:pic>
+              </a:graphicData>
+            </a:graphic>
+          </wp:inline>
+        </w:drawing>
+      </w:r>
+    </w:p>
+    <w:p>
+      <w:pPr>
+        <w:spacing w:before="0" w:after="160" w:line="276"/>
+        <w:ind w:right="0" w:left="0" w:firstLine="0"/>
+        <w:jc w:val="left"/>
+        <w:rPr>
+          <w:rFonts w:ascii="Consolas" w:hAnsi="Consolas" w:cs="Consolas" w:eastAsia="Consolas"/>
+          <w:color w:val="auto"/>
+          <w:spacing w:val="0"/>
+          <w:position w:val="0"/>
+          <w:sz w:val="20"/>
+          <w:shd w:fill="auto" w:val="clear"/>
+        </w:rPr>
+      </w:pPr>
+      <w:r>
+        <w:rPr>
+          <w:rFonts w:ascii="Consolas" w:hAnsi="Consolas" w:cs="Consolas" w:eastAsia="Consolas"/>
+          <w:color w:val="auto"/>
+          <w:spacing w:val="0"/>
+          <w:position w:val="0"/>
+          <w:sz w:val="20"/>
+          <w:shd w:fill="auto" w:val="clear"/>
+        </w:rPr>
+        <w:t xml:space="preserve">Рисунок 4. Слева: 2000 точек вокруг конуса, окружность — 2 sigma, крестик — центр, кружок — выборочное среднее. Справа: гистограмма проекции на ось x, приведённая к высоте конуса, кривая Гаусса и профиль конуса</w:t>
       </w:r>
     </w:p>
     <w:p>
